--- a/pr-preview/pr-398/linear-algebra-inner-products.docx
+++ b/pr-preview/pr-398/linear-algebra-inner-products.docx
@@ -15,7 +15,7 @@
         <w:pStyle w:val="Date"/>
       </w:pPr>
       <w:r>
-        <w:t xml:space="preserve">Last modified: 2026-10-19 01:34:03 (PDT)</w:t>
+        <w:t xml:space="preserve">Last modified: 2026-10-19 04:22:38 (PDT)</w:t>
       </w:r>
     </w:p>
     <w:bookmarkStart w:id="24" w:name="sec-inner-products"/>
@@ -3230,7 +3230,7 @@
     </w:p>
     <w:bookmarkEnd w:id="23"/>
     <w:bookmarkEnd w:id="24"/>
-    <w:bookmarkStart w:id="66" w:name="sec-cauchy-schwarz"/>
+    <w:bookmarkStart w:id="69" w:name="sec-cauchy-schwarz"/>
     <w:p>
       <w:pPr>
         <w:pStyle w:val="Heading2"/>
@@ -13905,10 +13905,343 @@
       </w:r>
     </w:p>
     <w:bookmarkEnd w:id="58"/>
-    <w:bookmarkStart w:id="59" w:name="X64c41f557e7f698c947bb0d906d626137043d1e"/>
+    <w:bookmarkStart w:id="61" w:name="rem-angle-unit-circle-angle"/>
     <w:p>
       <w:pPr>
         <w:pStyle w:val="FirstParagraph"/>
+      </w:pPr>
+      <w:r>
+        <w:rPr>
+          <w:i/>
+          <w:iCs/>
+        </w:rPr>
+        <w:t xml:space="preserve">Remark 5</w:t>
+      </w:r>
+      <w:r>
+        <w:t xml:space="preserve"> (How the two angles relate). </w:t>
+      </w:r>
+      <w:r>
+        <w:t xml:space="preserve">For nonzero vectors in the plane,</w:t>
+      </w:r>
+      <w:r>
+        <w:t xml:space="preserve"> </w:t>
+      </w:r>
+      <w:r>
+        <w:t xml:space="preserve">$\mathord{\smash[b]{\underset{\raise.3ex\hbox{$\scriptstyle\sim$}}{x}}\vphantom{x}}, \mathord{\smash[b]{\underset{\raise.3ex\hbox{$\scriptstyle\sim$}}{y}}\vphantom{y}}$</w:t>
+      </w:r>
+      <w:r>
+        <w:t xml:space="preserve">,</w:t>
+      </w:r>
+      <w:r>
+        <w:t xml:space="preserve"> </w:t>
+      </w:r>
+      <w:r>
+        <w:t xml:space="preserve">the</w:t>
+      </w:r>
+      <w:r>
+        <w:t xml:space="preserve"> </w:t>
+      </w:r>
+      <w:hyperlink w:anchor="def-angle">
+        <w:r>
+          <w:rPr>
+            <w:rStyle w:val="Hyperlink"/>
+          </w:rPr>
+          <w:t xml:space="preserve">angle between the vectors</w:t>
+        </w:r>
+      </w:hyperlink>
+      <w:r>
+        <w:t xml:space="preserve"> </w:t>
+      </w:r>
+      <w:r>
+        <w:t xml:space="preserve">is the</w:t>
+      </w:r>
+      <w:r>
+        <w:t xml:space="preserve"> </w:t>
+      </w:r>
+      <w:hyperlink r:id="rId59">
+        <w:r>
+          <w:rPr>
+            <w:rStyle w:val="Hyperlink"/>
+          </w:rPr>
+          <w:t xml:space="preserve">angle on the unit circle</w:t>
+        </w:r>
+      </w:hyperlink>
+      <w:r>
+        <w:t xml:space="preserve"> </w:t>
+      </w:r>
+      <w:r>
+        <w:t xml:space="preserve">between the points</w:t>
+      </w:r>
+      <w:r>
+        <w:t xml:space="preserve"> </w:t>
+      </w:r>
+      <w:r>
+        <w:t xml:space="preserve">$\mathord{\smash[b]{\underset{\raise.3ex\hbox{$\scriptstyle\sim$}}{x}}\vphantom{x}} / \mathopen{}\left\lVert\mathord{\smash[b]{\underset{\raise.3ex\hbox{$\scriptstyle\sim$}}{x}}\vphantom{x}}\right\rVert\mathclose{}$</w:t>
+      </w:r>
+      <w:r>
+        <w:t xml:space="preserve">,</w:t>
+      </w:r>
+      <w:r>
+        <w:t xml:space="preserve"> </w:t>
+      </w:r>
+      <w:r>
+        <w:t xml:space="preserve">$\mathord{\smash[b]{\underset{\raise.3ex\hbox{$\scriptstyle\sim$}}{y}}\vphantom{y}} / \mathopen{}\left\lVert\mathord{\smash[b]{\underset{\raise.3ex\hbox{$\scriptstyle\sim$}}{y}}\vphantom{y}}\right\rVert\mathclose{}$</w:t>
+      </w:r>
+      <w:r>
+        <w:t xml:space="preserve">.</w:t>
+      </w:r>
+      <w:r>
+        <w:t xml:space="preserve"> </w:t>
+      </w:r>
+      <w:r>
+        <w:t xml:space="preserve">The</w:t>
+      </w:r>
+      <w:r>
+        <w:t xml:space="preserve"> </w:t>
+      </w:r>
+      <w:hyperlink w:anchor="def-cosine-similarity">
+        <w:r>
+          <w:rPr>
+            <w:rStyle w:val="Hyperlink"/>
+          </w:rPr>
+          <w:t xml:space="preserve">cosine similarity</w:t>
+        </w:r>
+      </w:hyperlink>
+      <w:r>
+        <w:t xml:space="preserve"> </w:t>
+      </w:r>
+      <w:r>
+        <w:t xml:space="preserve">of the vectors</w:t>
+      </w:r>
+      <w:r>
+        <w:t xml:space="preserve"> </w:t>
+      </w:r>
+      <w:r>
+        <w:t xml:space="preserve">is the</w:t>
+      </w:r>
+      <w:r>
+        <w:t xml:space="preserve"> </w:t>
+      </w:r>
+      <w:hyperlink r:id="rId60">
+        <w:r>
+          <w:rPr>
+            <w:rStyle w:val="Hyperlink"/>
+          </w:rPr>
+          <w:t xml:space="preserve">dot product</w:t>
+        </w:r>
+      </w:hyperlink>
+      <w:r>
+        <w:t xml:space="preserve"> </w:t>
+      </w:r>
+      <w:r>
+        <w:t xml:space="preserve">of these points.</w:t>
+      </w:r>
+      <w:r>
+        <w:t xml:space="preserve"> </w:t>
+      </w:r>
+      <w:r>
+        <w:t xml:space="preserve">Rotating the plane puts the first point at</w:t>
+      </w:r>
+      <w:r>
+        <w:t xml:space="preserve"> </w:t>
+      </w:r>
+      <m:oMath>
+        <m:r>
+          <m:rPr>
+            <m:sty m:val="p"/>
+          </m:rPr>
+          <m:t>(</m:t>
+        </m:r>
+        <m:r>
+          <m:t>1</m:t>
+        </m:r>
+        <m:r>
+          <m:rPr>
+            <m:sty m:val="p"/>
+          </m:rPr>
+          <m:t>,</m:t>
+        </m:r>
+        <m:r>
+          <m:t>0</m:t>
+        </m:r>
+        <m:r>
+          <m:rPr>
+            <m:sty m:val="p"/>
+          </m:rPr>
+          <m:t>)</m:t>
+        </m:r>
+      </m:oMath>
+      <w:r>
+        <w:t xml:space="preserve">,</w:t>
+      </w:r>
+      <w:r>
+        <w:t xml:space="preserve"> </w:t>
+      </w:r>
+      <w:r>
+        <w:t xml:space="preserve">with no change to the distance between the points along the circle or to their dot product.</w:t>
+      </w:r>
+      <w:r>
+        <w:t xml:space="preserve"> </w:t>
+      </w:r>
+      <w:r>
+        <w:t xml:space="preserve">For the angle on the unit circle,</w:t>
+      </w:r>
+      <w:r>
+        <w:t xml:space="preserve"> </w:t>
+      </w:r>
+      <m:oMath>
+        <m:r>
+          <m:t>θ</m:t>
+        </m:r>
+      </m:oMath>
+      <w:r>
+        <w:t xml:space="preserve">, the second point is then</w:t>
+      </w:r>
+      <w:r>
+        <w:t xml:space="preserve"> </w:t>
+      </w:r>
+      <m:oMath>
+        <m:r>
+          <m:rPr>
+            <m:sty m:val="p"/>
+          </m:rPr>
+          <m:t>(</m:t>
+        </m:r>
+        <m:r>
+          <m:rPr>
+            <m:sty m:val="p"/>
+          </m:rPr>
+          <m:t>cos</m:t>
+        </m:r>
+        <m:r>
+          <m:t>θ</m:t>
+        </m:r>
+        <m:r>
+          <m:rPr>
+            <m:sty m:val="p"/>
+          </m:rPr>
+          <m:t>,</m:t>
+        </m:r>
+        <m:r>
+          <m:rPr>
+            <m:sty m:val="p"/>
+          </m:rPr>
+          <m:t>±</m:t>
+        </m:r>
+        <m:r>
+          <m:rPr>
+            <m:sty m:val="p"/>
+          </m:rPr>
+          <m:t>sin</m:t>
+        </m:r>
+        <m:r>
+          <m:t>θ</m:t>
+        </m:r>
+        <m:r>
+          <m:rPr>
+            <m:sty m:val="p"/>
+          </m:rPr>
+          <m:t>)</m:t>
+        </m:r>
+      </m:oMath>
+      <w:r>
+        <w:t xml:space="preserve">,</w:t>
+      </w:r>
+      <w:r>
+        <w:t xml:space="preserve"> </w:t>
+      </w:r>
+      <w:r>
+        <w:t xml:space="preserve">so the dot product of the points is</w:t>
+      </w:r>
+      <w:r>
+        <w:t xml:space="preserve"> </w:t>
+      </w:r>
+      <m:oMath>
+        <m:r>
+          <m:rPr>
+            <m:sty m:val="p"/>
+          </m:rPr>
+          <m:t>cos</m:t>
+        </m:r>
+        <m:r>
+          <m:t>θ</m:t>
+        </m:r>
+      </m:oMath>
+      <w:r>
+        <w:t xml:space="preserve">.</w:t>
+      </w:r>
+      <w:r>
+        <w:t xml:space="preserve"> </w:t>
+      </w:r>
+      <w:r>
+        <w:t xml:space="preserve">Applying</w:t>
+      </w:r>
+      <w:r>
+        <w:t xml:space="preserve"> </w:t>
+      </w:r>
+      <m:oMath>
+        <m:r>
+          <m:rPr>
+            <m:sty m:val="p"/>
+          </m:rPr>
+          <m:t>arccos</m:t>
+        </m:r>
+      </m:oMath>
+      <w:r>
+        <w:t xml:space="preserve"> </w:t>
+      </w:r>
+      <w:r>
+        <w:t xml:space="preserve">to it returns</w:t>
+      </w:r>
+      <w:r>
+        <w:t xml:space="preserve"> </w:t>
+      </w:r>
+      <m:oMath>
+        <m:r>
+          <m:t>θ</m:t>
+        </m:r>
+      </m:oMath>
+      <w:r>
+        <w:t xml:space="preserve">, which lies in</w:t>
+      </w:r>
+      <w:r>
+        <w:t xml:space="preserve"> </w:t>
+      </w:r>
+      <m:oMath>
+        <m:r>
+          <m:rPr>
+            <m:sty m:val="p"/>
+          </m:rPr>
+          <m:t>[</m:t>
+        </m:r>
+        <m:r>
+          <m:t>0</m:t>
+        </m:r>
+        <m:r>
+          <m:rPr>
+            <m:sty m:val="p"/>
+          </m:rPr>
+          <m:t>,</m:t>
+        </m:r>
+        <m:r>
+          <m:t>π</m:t>
+        </m:r>
+        <m:r>
+          <m:rPr>
+            <m:sty m:val="p"/>
+          </m:rPr>
+          <m:t>]</m:t>
+        </m:r>
+      </m:oMath>
+      <w:r>
+        <w:t xml:space="preserve">.</w:t>
+      </w:r>
+    </w:p>
+    <w:bookmarkEnd w:id="61"/>
+    <w:bookmarkStart w:id="62" w:name="X64c41f557e7f698c947bb0d906d626137043d1e"/>
+    <w:p>
+      <w:pPr>
+        <w:pStyle w:val="BodyText"/>
       </w:pPr>
       <w:r>
         <w:rPr>
@@ -14036,8 +14369,8 @@
     $$</w:t>
       </w:r>
     </w:p>
-    <w:bookmarkEnd w:id="59"/>
-    <w:bookmarkStart w:id="60" w:name="cor-cosine-similarity-unit-vectors"/>
+    <w:bookmarkEnd w:id="62"/>
+    <w:bookmarkStart w:id="63" w:name="cor-cosine-similarity-unit-vectors"/>
     <w:p>
       <w:pPr>
         <w:pStyle w:val="FirstParagraph"/>
@@ -14116,7 +14449,7 @@
     $$</w:t>
       </w:r>
     </w:p>
-    <w:bookmarkEnd w:id="60"/>
+    <w:bookmarkEnd w:id="63"/>
     <w:p>
       <w:pPr>
         <w:pStyle w:val="FirstParagraph"/>
@@ -14173,7 +14506,7 @@
     $$</w:t>
       </w:r>
     </w:p>
-    <w:bookmarkStart w:id="62" w:name="thm-pearson-cosine-centered"/>
+    <w:bookmarkStart w:id="65" w:name="thm-pearson-cosine-centered"/>
     <w:p>
       <w:pPr>
         <w:pStyle w:val="FirstParagraph"/>
@@ -14427,7 +14760,7 @@
       <w:r>
         <w:t xml:space="preserve"> </w:t>
       </w:r>
-      <w:hyperlink r:id="rId61">
+      <w:hyperlink r:id="rId64">
         <w:r>
           <w:rPr>
             <w:rStyle w:val="Hyperlink"/>
@@ -14538,7 +14871,7 @@
     $$</w:t>
       </w:r>
     </w:p>
-    <w:bookmarkEnd w:id="62"/>
+    <w:bookmarkEnd w:id="65"/>
     <w:p>
       <w:pPr>
         <w:pStyle w:val="FirstParagraph"/>
@@ -14756,7 +15089,7 @@
         <w:t xml:space="preserve">.</w:t>
       </w:r>
     </w:p>
-    <w:bookmarkStart w:id="63" w:name="exm-pearson-cosine-centered"/>
+    <w:bookmarkStart w:id="66" w:name="exm-pearson-cosine-centered"/>
     <w:p>
       <w:pPr>
         <w:pStyle w:val="BodyText"/>
@@ -14966,8 +15299,8 @@
         <w:t xml:space="preserve">mostly because both vectors have positive entries and the same mean, not because they move together.</w:t>
       </w:r>
     </w:p>
-    <w:bookmarkEnd w:id="63"/>
-    <w:bookmarkStart w:id="64" w:name="cor-pearson-angle"/>
+    <w:bookmarkEnd w:id="66"/>
+    <w:bookmarkStart w:id="67" w:name="cor-pearson-angle"/>
     <w:p>
       <w:pPr>
         <w:pStyle w:val="BodyText"/>
@@ -15075,7 +15408,7 @@
       <w:r>
         <w:t xml:space="preserve"> </w:t>
       </w:r>
-      <w:hyperlink r:id="rId61">
+      <w:hyperlink r:id="rId64">
         <w:r>
           <w:rPr>
             <w:rStyle w:val="Hyperlink"/>
@@ -15134,7 +15467,7 @@
         </m:oMath>
       </m:oMathPara>
     </w:p>
-    <w:bookmarkEnd w:id="64"/>
+    <w:bookmarkEnd w:id="67"/>
     <w:p>
       <w:pPr>
         <w:pStyle w:val="FirstParagraph"/>
@@ -15234,7 +15567,7 @@
         <w:t xml:space="preserve">).</w:t>
       </w:r>
     </w:p>
-    <w:bookmarkStart w:id="65" w:name="exm-pearson-angle"/>
+    <w:bookmarkStart w:id="68" w:name="exm-pearson-angle"/>
     <w:p>
       <w:pPr>
         <w:pStyle w:val="BodyText"/>
@@ -15465,9 +15798,9 @@
         <w:t xml:space="preserve">.</w:t>
       </w:r>
     </w:p>
-    <w:bookmarkEnd w:id="65"/>
-    <w:bookmarkEnd w:id="66"/>
-    <w:bookmarkStart w:id="98" w:name="sec-gram-schmidt"/>
+    <w:bookmarkEnd w:id="68"/>
+    <w:bookmarkEnd w:id="69"/>
+    <w:bookmarkStart w:id="101" w:name="sec-gram-schmidt"/>
     <w:p>
       <w:pPr>
         <w:pStyle w:val="Heading2"/>
@@ -15517,12 +15850,12 @@
                 <wp:inline>
                   <wp:extent cx="152400" cy="152400"/>
                   <wp:effectExtent b="0" l="0" r="0" t="0"/>
-                  <wp:docPr descr="" title="" id="67" name="Picture"/>
+                  <wp:docPr descr="" title="" id="70" name="Picture"/>
                   <a:graphic>
                     <a:graphicData uri="http://schemas.openxmlformats.org/drawingml/2006/picture">
                       <pic:pic>
                         <pic:nvPicPr>
-                          <pic:cNvPr descr="/opt/quarto/share/formats/docx/note.png" id="68" name="Picture"/>
+                          <pic:cNvPr descr="/opt/quarto/share/formats/docx/note.png" id="71" name="Picture"/>
                           <pic:cNvPicPr>
                             <a:picLocks noChangeArrowheads="1" noChangeAspect="1"/>
                           </pic:cNvPicPr>
@@ -15653,7 +15986,7 @@
         </w:tc>
       </w:tr>
     </w:tbl>
-    <w:bookmarkStart w:id="69" w:name="thm-dot-linear-sum"/>
+    <w:bookmarkStart w:id="72" w:name="thm-dot-linear-sum"/>
     <w:p>
       <w:pPr>
         <w:pStyle w:val="BodyText"/>
@@ -15765,7 +16098,7 @@
     $$</w:t>
       </w:r>
     </w:p>
-    <w:bookmarkEnd w:id="69"/>
+    <w:bookmarkEnd w:id="72"/>
     <w:p>
       <w:pPr>
         <w:pStyle w:val="FirstParagraph"/>
@@ -15862,7 +16195,7 @@
     $$</w:t>
       </w:r>
     </w:p>
-    <w:bookmarkStart w:id="70" w:name="exm-dot-linear-sum"/>
+    <w:bookmarkStart w:id="73" w:name="exm-dot-linear-sum"/>
     <w:p>
       <w:pPr>
         <w:pStyle w:val="FirstParagraph"/>
@@ -16175,8 +16508,8 @@
         <w:t xml:space="preserve">, the same number.</w:t>
       </w:r>
     </w:p>
-    <w:bookmarkEnd w:id="70"/>
-    <w:bookmarkStart w:id="72" w:name="thm-orthonormal-independent"/>
+    <w:bookmarkEnd w:id="73"/>
+    <w:bookmarkStart w:id="75" w:name="thm-orthonormal-independent"/>
     <w:p>
       <w:pPr>
         <w:pStyle w:val="BodyText"/>
@@ -16206,7 +16539,7 @@
       <w:r>
         <w:t xml:space="preserve">are orthonormal (</w:t>
       </w:r>
-      <w:hyperlink r:id="rId71">
+      <w:hyperlink r:id="rId74">
         <w:r>
           <w:rPr>
             <w:rStyle w:val="Hyperlink"/>
@@ -16235,7 +16568,7 @@
         <w:t xml:space="preserve">).</w:t>
       </w:r>
     </w:p>
-    <w:bookmarkEnd w:id="72"/>
+    <w:bookmarkEnd w:id="75"/>
     <w:p>
       <w:pPr>
         <w:pStyle w:val="BodyText"/>
@@ -16260,13 +16593,13 @@
         <w:t xml:space="preserve">$\sum_{j=1}^{k} c_j \mathord{\smash[b]{\underset{\raise.3ex\hbox{$\scriptstyle\sim$}}{q}}\vphantom{q}}_j = \mathord{\smash[b]{\underset{\raise.3ex\hbox{$\scriptstyle\sim$}}{0}}\vphantom{0}}$</w:t>
       </w:r>
       <w:r>
-        <w:t xml:space="preserve">,</w:t>
-      </w:r>
-      <w:r>
-        <w:t xml:space="preserve"> </w:t>
-      </w:r>
-      <w:r>
-        <w:t xml:space="preserve">and fix any</w:t>
+        <w:t xml:space="preserve">.</w:t>
+      </w:r>
+      <w:r>
+        <w:t xml:space="preserve"> </w:t>
+      </w:r>
+      <w:r>
+        <w:t xml:space="preserve">Take any</w:t>
       </w:r>
       <w:r>
         <w:t xml:space="preserve"> </w:t>
@@ -16275,37 +16608,61 @@
         <m:r>
           <m:t>i</m:t>
         </m:r>
-      </m:oMath>
-      <w:r>
-        <w:t xml:space="preserve"> </w:t>
-      </w:r>
-      <w:r>
-        <w:t xml:space="preserve">between</w:t>
-      </w:r>
-      <w:r>
-        <w:t xml:space="preserve"> </w:t>
-      </w:r>
-      <m:oMath>
-        <m:r>
-          <m:t>1</m:t>
-        </m:r>
-      </m:oMath>
-      <w:r>
-        <w:t xml:space="preserve"> </w:t>
-      </w:r>
-      <w:r>
-        <w:t xml:space="preserve">and</w:t>
-      </w:r>
-      <w:r>
-        <w:t xml:space="preserve"> </w:t>
-      </w:r>
-      <m:oMath>
-        <m:r>
-          <m:t>k</m:t>
-        </m:r>
-      </m:oMath>
-      <w:r>
-        <w:t xml:space="preserve">. Then</w:t>
+        <m:r>
+          <m:rPr>
+            <m:sty m:val="p"/>
+          </m:rPr>
+          <m:t>∈</m:t>
+        </m:r>
+        <m:r>
+          <m:t>​</m:t>
+        </m:r>
+        <m:d>
+          <m:dPr>
+            <m:begChr m:val="{"/>
+            <m:sepChr m:val=""/>
+            <m:endChr m:val="}"/>
+            <m:grow/>
+          </m:dPr>
+          <m:e>
+            <m:r>
+              <m:t>1</m:t>
+            </m:r>
+            <m:r>
+              <m:rPr>
+                <m:sty m:val="p"/>
+              </m:rPr>
+              <m:t>,</m:t>
+            </m:r>
+            <m:r>
+              <m:rPr>
+                <m:sty m:val="p"/>
+              </m:rPr>
+              <m:t>…</m:t>
+            </m:r>
+            <m:r>
+              <m:rPr>
+                <m:sty m:val="p"/>
+              </m:rPr>
+              <m:t>,</m:t>
+            </m:r>
+            <m:r>
+              <m:t>k</m:t>
+            </m:r>
+          </m:e>
+        </m:d>
+        <m:r>
+          <m:t>​</m:t>
+        </m:r>
+      </m:oMath>
+      <w:r>
+        <w:t xml:space="preserve">.</w:t>
+      </w:r>
+      <w:r>
+        <w:t xml:space="preserve"> </w:t>
+      </w:r>
+      <w:r>
+        <w:t xml:space="preserve">Then</w:t>
       </w:r>
     </w:p>
     <w:p>
@@ -16368,7 +16725,7 @@
         <w:t xml:space="preserve">.</w:t>
       </w:r>
     </w:p>
-    <w:bookmarkStart w:id="73" w:name="exm-orthonormal-independent"/>
+    <w:bookmarkStart w:id="76" w:name="exm-orthonormal-independent"/>
     <w:p>
       <w:pPr>
         <w:pStyle w:val="BodyText"/>
@@ -16984,8 +17341,8 @@
         <w:t xml:space="preserve">.</w:t>
       </w:r>
     </w:p>
-    <w:bookmarkEnd w:id="73"/>
-    <w:bookmarkStart w:id="75" w:name="def-orthonormal-basis"/>
+    <w:bookmarkEnd w:id="76"/>
+    <w:bookmarkStart w:id="78" w:name="def-orthonormal-basis"/>
     <w:p>
       <w:pPr>
         <w:pStyle w:val="BodyText"/>
@@ -17088,7 +17445,7 @@
       <w:r>
         <w:t xml:space="preserve">(</w:t>
       </w:r>
-      <w:hyperlink r:id="rId74">
+      <w:hyperlink r:id="rId77">
         <w:r>
           <w:rPr>
             <w:rStyle w:val="Hyperlink"/>
@@ -17105,7 +17462,7 @@
       <w:r>
         <w:t xml:space="preserve">whose vectors are orthonormal (</w:t>
       </w:r>
-      <w:hyperlink r:id="rId71">
+      <w:hyperlink r:id="rId74">
         <w:r>
           <w:rPr>
             <w:rStyle w:val="Hyperlink"/>
@@ -17117,8 +17474,8 @@
         <w:t xml:space="preserve">).</w:t>
       </w:r>
     </w:p>
-    <w:bookmarkEnd w:id="75"/>
-    <w:bookmarkStart w:id="79" w:name="exm-orthonormal-basis"/>
+    <w:bookmarkEnd w:id="78"/>
+    <w:bookmarkStart w:id="82" w:name="exm-orthonormal-basis"/>
     <w:p>
       <w:pPr>
         <w:pStyle w:val="BodyText"/>
@@ -17231,7 +17588,7 @@
       <w:r>
         <w:t xml:space="preserve">(</w:t>
       </w:r>
-      <w:hyperlink r:id="rId76">
+      <w:hyperlink r:id="rId79">
         <w:r>
           <w:rPr>
             <w:rStyle w:val="Hyperlink"/>
@@ -17289,7 +17646,7 @@
       <w:r>
         <w:t xml:space="preserve">so they are a basis of their span (</w:t>
       </w:r>
-      <w:hyperlink r:id="rId74">
+      <w:hyperlink r:id="rId77">
         <w:r>
           <w:rPr>
             <w:rStyle w:val="Hyperlink"/>
@@ -17320,7 +17677,7 @@
       <w:r>
         <w:t xml:space="preserve">(</w:t>
       </w:r>
-      <w:hyperlink r:id="rId77">
+      <w:hyperlink r:id="rId80">
         <w:r>
           <w:rPr>
             <w:rStyle w:val="Hyperlink"/>
@@ -17364,7 +17721,7 @@
       <w:r>
         <w:t xml:space="preserve">(</w:t>
       </w:r>
-      <w:hyperlink r:id="rId78">
+      <w:hyperlink r:id="rId81">
         <w:r>
           <w:rPr>
             <w:rStyle w:val="Hyperlink"/>
@@ -17378,7 +17735,7 @@
       <w:r>
         <w:t xml:space="preserve"> </w:t>
       </w:r>
-      <w:hyperlink r:id="rId76">
+      <w:hyperlink r:id="rId79">
         <w:r>
           <w:rPr>
             <w:rStyle w:val="Hyperlink"/>
@@ -17423,8 +17780,8 @@
         <w:t xml:space="preserve">too.</w:t>
       </w:r>
     </w:p>
-    <w:bookmarkEnd w:id="79"/>
-    <w:bookmarkStart w:id="82" w:name="exm-not-orthonormal-basis"/>
+    <w:bookmarkEnd w:id="82"/>
+    <w:bookmarkStart w:id="85" w:name="exm-not-orthonormal-basis"/>
     <w:p>
       <w:pPr>
         <w:pStyle w:val="FirstParagraph"/>
@@ -17540,7 +17897,7 @@
       <w:r>
         <w:t xml:space="preserve">(</w:t>
       </w:r>
-      <w:hyperlink r:id="rId80">
+      <w:hyperlink r:id="rId83">
         <w:r>
           <w:rPr>
             <w:rStyle w:val="Hyperlink"/>
@@ -17770,7 +18127,7 @@
       <w:r>
         <w:t xml:space="preserve">(</w:t>
       </w:r>
-      <w:hyperlink r:id="rId81">
+      <w:hyperlink r:id="rId84">
         <w:r>
           <w:rPr>
             <w:rStyle w:val="Hyperlink"/>
@@ -17829,8 +18186,8 @@
         <w:t xml:space="preserve">.</w:t>
       </w:r>
     </w:p>
-    <w:bookmarkEnd w:id="82"/>
-    <w:bookmarkStart w:id="83" w:name="thm-orthonormal-expansion"/>
+    <w:bookmarkEnd w:id="85"/>
+    <w:bookmarkStart w:id="86" w:name="thm-orthonormal-expansion"/>
     <w:p>
       <w:pPr>
         <w:pStyle w:val="FirstParagraph"/>
@@ -17912,7 +18269,7 @@
     $$</w:t>
       </w:r>
     </w:p>
-    <w:bookmarkEnd w:id="83"/>
+    <w:bookmarkEnd w:id="86"/>
     <w:p>
       <w:pPr>
         <w:pStyle w:val="FirstParagraph"/>
@@ -18061,7 +18418,7 @@
         <w:t xml:space="preserve">.</w:t>
       </w:r>
     </w:p>
-    <w:bookmarkStart w:id="84" w:name="exm-orthonormal-expansion"/>
+    <w:bookmarkStart w:id="87" w:name="exm-orthonormal-expansion"/>
     <w:p>
       <w:pPr>
         <w:pStyle w:val="BodyText"/>
@@ -18251,8 +18608,8 @@
         <w:t xml:space="preserve">says.</w:t>
       </w:r>
     </w:p>
-    <w:bookmarkEnd w:id="84"/>
-    <w:bookmarkStart w:id="85" w:name="def-gram-schmidt"/>
+    <w:bookmarkEnd w:id="87"/>
+    <w:bookmarkStart w:id="88" w:name="def-gram-schmidt"/>
     <w:p>
       <w:pPr>
         <w:pStyle w:val="BodyText"/>
@@ -18514,8 +18871,8 @@
         <w:t xml:space="preserve">of them if it never stops.</w:t>
       </w:r>
     </w:p>
-    <w:bookmarkEnd w:id="85"/>
-    <w:bookmarkStart w:id="86" w:name="exm-gram-schmidt"/>
+    <w:bookmarkEnd w:id="88"/>
+    <w:bookmarkStart w:id="89" w:name="exm-gram-schmidt"/>
     <w:p>
       <w:pPr>
         <w:pStyle w:val="BodyText"/>
@@ -18845,8 +19202,8 @@
     $$</w:t>
       </w:r>
     </w:p>
-    <w:bookmarkEnd w:id="86"/>
-    <w:bookmarkStart w:id="87" w:name="exm-gram-schmidt-stops"/>
+    <w:bookmarkEnd w:id="89"/>
+    <w:bookmarkStart w:id="90" w:name="exm-gram-schmidt-stops"/>
     <w:p>
       <w:pPr>
         <w:pStyle w:val="FirstParagraph"/>
@@ -18972,8 +19329,8 @@
         <w:t xml:space="preserve">.</w:t>
       </w:r>
     </w:p>
-    <w:bookmarkEnd w:id="87"/>
-    <w:bookmarkStart w:id="88" w:name="thm-gram-schmidt"/>
+    <w:bookmarkEnd w:id="90"/>
+    <w:bookmarkStart w:id="91" w:name="thm-gram-schmidt"/>
     <w:p>
       <w:pPr>
         <w:pStyle w:val="BodyText"/>
@@ -19249,7 +19606,7 @@
         <w:t xml:space="preserve">).</w:t>
       </w:r>
     </w:p>
-    <w:bookmarkEnd w:id="88"/>
+    <w:bookmarkEnd w:id="91"/>
     <w:p>
       <w:pPr>
         <w:pStyle w:val="FirstParagraph"/>
@@ -19278,7 +19635,7 @@
         </w:rPr>
         <w:t xml:space="preserve"> </w:t>
       </w:r>
-      <w:hyperlink r:id="rId89">
+      <w:hyperlink r:id="rId92">
         <w:r>
           <w:rPr>
             <w:rStyle w:val="Hyperlink"/>
@@ -19365,7 +19722,7 @@
       <w:r>
         <w:t xml:space="preserve">(</w:t>
       </w:r>
-      <w:hyperlink r:id="rId90">
+      <w:hyperlink r:id="rId93">
         <w:r>
           <w:rPr>
             <w:rStyle w:val="Hyperlink"/>
@@ -20071,7 +20428,7 @@
       <w:r>
         <w:t xml:space="preserve">A span is a subspace (</w:t>
       </w:r>
-      <w:hyperlink r:id="rId91">
+      <w:hyperlink r:id="rId94">
         <w:r>
           <w:rPr>
             <w:rStyle w:val="Hyperlink"/>
@@ -20171,7 +20528,7 @@
       <w:r>
         <w:t xml:space="preserve"> </w:t>
       </w:r>
-      <w:hyperlink r:id="rId92">
+      <w:hyperlink r:id="rId95">
         <w:r>
           <w:rPr>
             <w:rStyle w:val="Hyperlink"/>
@@ -20331,7 +20688,7 @@
         <w:t xml:space="preserve">so they are an orthonormal basis of it.</w:t>
       </w:r>
     </w:p>
-    <w:bookmarkStart w:id="93" w:name="exm-thm-gram-schmidt"/>
+    <w:bookmarkStart w:id="96" w:name="exm-thm-gram-schmidt"/>
     <w:p>
       <w:pPr>
         <w:pStyle w:val="BodyText"/>
@@ -20628,7 +20985,7 @@
       <w:r>
         <w:t xml:space="preserve">(</w:t>
       </w:r>
-      <w:hyperlink r:id="rId77">
+      <w:hyperlink r:id="rId80">
         <w:r>
           <w:rPr>
             <w:rStyle w:val="Hyperlink"/>
@@ -20672,7 +21029,7 @@
       <w:r>
         <w:t xml:space="preserve">(</w:t>
       </w:r>
-      <w:hyperlink r:id="rId78">
+      <w:hyperlink r:id="rId81">
         <w:r>
           <w:rPr>
             <w:rStyle w:val="Hyperlink"/>
@@ -20686,7 +21043,7 @@
       <w:r>
         <w:t xml:space="preserve"> </w:t>
       </w:r>
-      <w:hyperlink r:id="rId76">
+      <w:hyperlink r:id="rId79">
         <w:r>
           <w:rPr>
             <w:rStyle w:val="Hyperlink"/>
@@ -20738,8 +21095,8 @@
     $$</w:t>
       </w:r>
     </w:p>
-    <w:bookmarkEnd w:id="93"/>
-    <w:bookmarkStart w:id="94" w:name="cor-orthonormal-basis-exists"/>
+    <w:bookmarkEnd w:id="96"/>
+    <w:bookmarkStart w:id="97" w:name="cor-orthonormal-basis-exists"/>
     <w:p>
       <w:pPr>
         <w:pStyle w:val="FirstParagraph"/>
@@ -20877,7 +21234,7 @@
         <w:t xml:space="preserve">has an orthonormal basis.</w:t>
       </w:r>
     </w:p>
-    <w:bookmarkEnd w:id="94"/>
+    <w:bookmarkEnd w:id="97"/>
     <w:p>
       <w:pPr>
         <w:pStyle w:val="BodyText"/>
@@ -20960,7 +21317,7 @@
       <w:r>
         <w:t xml:space="preserve">(</w:t>
       </w:r>
-      <w:hyperlink r:id="rId95">
+      <w:hyperlink r:id="rId98">
         <w:r>
           <w:rPr>
             <w:rStyle w:val="Hyperlink"/>
@@ -21061,7 +21418,7 @@
       <w:r>
         <w:t xml:space="preserve"> </w:t>
       </w:r>
-      <w:hyperlink r:id="rId89">
+      <w:hyperlink r:id="rId92">
         <w:r>
           <w:rPr>
             <w:rStyle w:val="Hyperlink"/>
@@ -21232,7 +21589,7 @@
         <w:t xml:space="preserve">So the orthonormal basis contains the starting list.</w:t>
       </w:r>
     </w:p>
-    <w:bookmarkStart w:id="97" w:name="exm-orthonormal-basis-exists"/>
+    <w:bookmarkStart w:id="100" w:name="exm-orthonormal-basis-exists"/>
     <w:p>
       <w:pPr>
         <w:pStyle w:val="BodyText"/>
@@ -21327,7 +21684,7 @@
       <w:r>
         <w:t xml:space="preserve"> </w:t>
       </w:r>
-      <w:hyperlink r:id="rId96">
+      <w:hyperlink r:id="rId99">
         <w:r>
           <w:rPr>
             <w:rStyle w:val="Hyperlink"/>
@@ -21539,7 +21896,7 @@
       <w:r>
         <w:t xml:space="preserve">are linearly independent (</w:t>
       </w:r>
-      <w:hyperlink r:id="rId92">
+      <w:hyperlink r:id="rId95">
         <w:r>
           <w:rPr>
             <w:rStyle w:val="Hyperlink"/>
@@ -21603,7 +21960,7 @@
       <w:r>
         <w:t xml:space="preserve">(</w:t>
       </w:r>
-      <w:hyperlink r:id="rId77">
+      <w:hyperlink r:id="rId80">
         <w:r>
           <w:rPr>
             <w:rStyle w:val="Hyperlink"/>
@@ -21647,7 +22004,7 @@
       <w:r>
         <w:t xml:space="preserve">(</w:t>
       </w:r>
-      <w:hyperlink r:id="rId78">
+      <w:hyperlink r:id="rId81">
         <w:r>
           <w:rPr>
             <w:rStyle w:val="Hyperlink"/>
@@ -21661,7 +22018,7 @@
       <w:r>
         <w:t xml:space="preserve"> </w:t>
       </w:r>
-      <w:hyperlink r:id="rId76">
+      <w:hyperlink r:id="rId79">
         <w:r>
           <w:rPr>
             <w:rStyle w:val="Hyperlink"/>
@@ -21901,9 +22258,9 @@
         <w:t xml:space="preserve">, in a different order.</w:t>
       </w:r>
     </w:p>
-    <w:bookmarkEnd w:id="97"/>
-    <w:bookmarkEnd w:id="98"/>
-    <w:bookmarkStart w:id="136" w:name="outer-product"/>
+    <w:bookmarkEnd w:id="100"/>
+    <w:bookmarkEnd w:id="101"/>
+    <w:bookmarkStart w:id="139" w:name="outer-product"/>
     <w:p>
       <w:pPr>
         <w:pStyle w:val="Heading2"/>
@@ -21912,7 +22269,7 @@
         <w:t xml:space="preserve">4 Outer product</w:t>
       </w:r>
     </w:p>
-    <w:bookmarkStart w:id="100" w:name="def-outer-product"/>
+    <w:bookmarkStart w:id="103" w:name="def-outer-product"/>
     <w:p>
       <w:pPr>
         <w:pStyle w:val="FirstParagraph"/>
@@ -22027,7 +22384,7 @@
       <w:r>
         <w:t xml:space="preserve">matrix product (</w:t>
       </w:r>
-      <w:hyperlink r:id="rId99">
+      <w:hyperlink r:id="rId102">
         <w:r>
           <w:rPr>
             <w:rStyle w:val="Hyperlink"/>
@@ -22090,8 +22447,8 @@
     $$</w:t>
       </w:r>
     </w:p>
-    <w:bookmarkEnd w:id="100"/>
-    <w:bookmarkStart w:id="101" w:name="exm-outer-product"/>
+    <w:bookmarkEnd w:id="103"/>
+    <w:bookmarkStart w:id="104" w:name="exm-outer-product"/>
     <w:p>
       <w:pPr>
         <w:pStyle w:val="FirstParagraph"/>
@@ -22160,8 +22517,8 @@
     $$</w:t>
       </w:r>
     </w:p>
-    <w:bookmarkEnd w:id="101"/>
-    <w:bookmarkStart w:id="103" w:name="rem-outer-vs-dot-product"/>
+    <w:bookmarkEnd w:id="104"/>
+    <w:bookmarkStart w:id="106" w:name="rem-outer-vs-dot-product"/>
     <w:p>
       <w:pPr>
         <w:pStyle w:val="FirstParagraph"/>
@@ -22171,7 +22528,7 @@
           <w:i/>
           <w:iCs/>
         </w:rPr>
-        <w:t xml:space="preserve">Remark 5</w:t>
+        <w:t xml:space="preserve">Remark 6</w:t>
       </w:r>
       <w:r>
         <w:t xml:space="preserve"> (Outer product and dot product). </w:t>
@@ -22191,7 +22548,7 @@
       <w:r>
         <w:t xml:space="preserve">(</w:t>
       </w:r>
-      <w:hyperlink r:id="rId102">
+      <w:hyperlink r:id="rId105">
         <w:r>
           <w:rPr>
             <w:rStyle w:val="Hyperlink"/>
@@ -22370,8 +22727,8 @@
     $$</w:t>
       </w:r>
     </w:p>
-    <w:bookmarkEnd w:id="103"/>
-    <w:bookmarkStart w:id="105" w:name="thm-outer-product-rank"/>
+    <w:bookmarkEnd w:id="106"/>
+    <w:bookmarkStart w:id="108" w:name="thm-outer-product-rank"/>
     <w:p>
       <w:pPr>
         <w:pStyle w:val="FirstParagraph"/>
@@ -22456,7 +22813,7 @@
       <w:r>
         <w:t xml:space="preserve">(</w:t>
       </w:r>
-      <w:hyperlink r:id="rId104">
+      <w:hyperlink r:id="rId107">
         <w:r>
           <w:rPr>
             <w:rStyle w:val="Hyperlink"/>
@@ -22468,7 +22825,7 @@
         <w:t xml:space="preserve">).</w:t>
       </w:r>
     </w:p>
-    <w:bookmarkEnd w:id="105"/>
+    <w:bookmarkEnd w:id="108"/>
     <w:p>
       <w:pPr>
         <w:pStyle w:val="BodyText"/>
@@ -23139,7 +23496,7 @@
         <w:t xml:space="preserve">The largest linearly independent set of columns therefore has one column.</w:t>
       </w:r>
     </w:p>
-    <w:bookmarkStart w:id="106" w:name="exm-outer-product-rank"/>
+    <w:bookmarkStart w:id="109" w:name="exm-outer-product-rank"/>
     <w:p>
       <w:pPr>
         <w:pStyle w:val="BodyText"/>
@@ -23374,9 +23731,9 @@
         <w:t xml:space="preserve">.</w:t>
       </w:r>
     </w:p>
-    <w:bookmarkEnd w:id="106"/>
-    <w:bookmarkStart w:id="135" w:name="refs"/>
-    <w:bookmarkStart w:id="108" w:name="ref-wikipedia_inner_product_space"/>
+    <w:bookmarkEnd w:id="109"/>
+    <w:bookmarkStart w:id="138" w:name="refs"/>
+    <w:bookmarkStart w:id="111" w:name="ref-wikipedia_inner_product_space"/>
     <w:p>
       <w:pPr>
         <w:pStyle w:val="Bibliography"/>
@@ -23423,7 +23780,7 @@
       <w:r>
         <w:t xml:space="preserve"> </w:t>
       </w:r>
-      <w:hyperlink r:id="rId107">
+      <w:hyperlink r:id="rId110">
         <w:r>
           <w:rPr>
             <w:rStyle w:val="Hyperlink"/>
@@ -23432,8 +23789,8 @@
         </w:r>
       </w:hyperlink>
     </w:p>
-    <w:bookmarkEnd w:id="108"/>
-    <w:bookmarkStart w:id="110" w:name="ref-axler2024linear"/>
+    <w:bookmarkEnd w:id="111"/>
+    <w:bookmarkStart w:id="113" w:name="ref-axler2024linear"/>
     <w:p>
       <w:pPr>
         <w:pStyle w:val="Bibliography"/>
@@ -23466,7 +23823,7 @@
       <w:r>
         <w:t xml:space="preserve"> </w:t>
       </w:r>
-      <w:hyperlink r:id="rId109">
+      <w:hyperlink r:id="rId112">
         <w:r>
           <w:rPr>
             <w:rStyle w:val="Hyperlink"/>
@@ -23478,8 +23835,8 @@
         <w:t xml:space="preserve">.</w:t>
       </w:r>
     </w:p>
-    <w:bookmarkEnd w:id="110"/>
-    <w:bookmarkStart w:id="112" w:name="ref-banerjee2014linear"/>
+    <w:bookmarkEnd w:id="113"/>
+    <w:bookmarkStart w:id="115" w:name="ref-banerjee2014linear"/>
     <w:p>
       <w:pPr>
         <w:pStyle w:val="Bibliography"/>
@@ -23512,7 +23869,7 @@
       <w:r>
         <w:t xml:space="preserve"> </w:t>
       </w:r>
-      <w:hyperlink r:id="rId111">
+      <w:hyperlink r:id="rId114">
         <w:r>
           <w:rPr>
             <w:rStyle w:val="Hyperlink"/>
@@ -23521,8 +23878,8 @@
         </w:r>
       </w:hyperlink>
     </w:p>
-    <w:bookmarkEnd w:id="112"/>
-    <w:bookmarkStart w:id="114" w:name="ref-zhou2024vector"/>
+    <w:bookmarkEnd w:id="115"/>
+    <w:bookmarkStart w:id="117" w:name="ref-zhou2024vector"/>
     <w:p>
       <w:pPr>
         <w:pStyle w:val="Bibliography"/>
@@ -23554,7 +23911,7 @@
       <w:r>
         <w:t xml:space="preserve"> </w:t>
       </w:r>
-      <w:hyperlink r:id="rId113">
+      <w:hyperlink r:id="rId116">
         <w:r>
           <w:rPr>
             <w:rStyle w:val="Hyperlink"/>
@@ -23563,8 +23920,8 @@
         </w:r>
       </w:hyperlink>
     </w:p>
-    <w:bookmarkEnd w:id="114"/>
-    <w:bookmarkStart w:id="116" w:name="ref-wikipedia_pythagorean_theorem"/>
+    <w:bookmarkEnd w:id="117"/>
+    <w:bookmarkStart w:id="119" w:name="ref-wikipedia_pythagorean_theorem"/>
     <w:p>
       <w:pPr>
         <w:pStyle w:val="Bibliography"/>
@@ -23611,7 +23968,7 @@
       <w:r>
         <w:t xml:space="preserve"> </w:t>
       </w:r>
-      <w:hyperlink r:id="rId115">
+      <w:hyperlink r:id="rId118">
         <w:r>
           <w:rPr>
             <w:rStyle w:val="Hyperlink"/>
@@ -23620,8 +23977,8 @@
         </w:r>
       </w:hyperlink>
     </w:p>
-    <w:bookmarkEnd w:id="116"/>
-    <w:bookmarkStart w:id="118" w:name="ref-wikipedia_cauchy_schwarz_inequality"/>
+    <w:bookmarkEnd w:id="119"/>
+    <w:bookmarkStart w:id="121" w:name="ref-wikipedia_cauchy_schwarz_inequality"/>
     <w:p>
       <w:pPr>
         <w:pStyle w:val="Bibliography"/>
@@ -23668,7 +24025,7 @@
       <w:r>
         <w:t xml:space="preserve"> </w:t>
       </w:r>
-      <w:hyperlink r:id="rId117">
+      <w:hyperlink r:id="rId120">
         <w:r>
           <w:rPr>
             <w:rStyle w:val="Hyperlink"/>
@@ -23677,8 +24034,8 @@
         </w:r>
       </w:hyperlink>
     </w:p>
-    <w:bookmarkEnd w:id="118"/>
-    <w:bookmarkStart w:id="120" w:name="ref-wikipedia_norm_mathematics"/>
+    <w:bookmarkEnd w:id="121"/>
+    <w:bookmarkStart w:id="123" w:name="ref-wikipedia_norm_mathematics"/>
     <w:p>
       <w:pPr>
         <w:pStyle w:val="Bibliography"/>
@@ -23725,7 +24082,7 @@
       <w:r>
         <w:t xml:space="preserve"> </w:t>
       </w:r>
-      <w:hyperlink r:id="rId119">
+      <w:hyperlink r:id="rId122">
         <w:r>
           <w:rPr>
             <w:rStyle w:val="Hyperlink"/>
@@ -23734,8 +24091,8 @@
         </w:r>
       </w:hyperlink>
     </w:p>
-    <w:bookmarkEnd w:id="120"/>
-    <w:bookmarkStart w:id="122" w:name="ref-wikipedia_triangle_inequality"/>
+    <w:bookmarkEnd w:id="123"/>
+    <w:bookmarkStart w:id="125" w:name="ref-wikipedia_triangle_inequality"/>
     <w:p>
       <w:pPr>
         <w:pStyle w:val="Bibliography"/>
@@ -23782,7 +24139,7 @@
       <w:r>
         <w:t xml:space="preserve"> </w:t>
       </w:r>
-      <w:hyperlink r:id="rId121">
+      <w:hyperlink r:id="rId124">
         <w:r>
           <w:rPr>
             <w:rStyle w:val="Hyperlink"/>
@@ -23791,8 +24148,8 @@
         </w:r>
       </w:hyperlink>
     </w:p>
-    <w:bookmarkEnd w:id="122"/>
-    <w:bookmarkStart w:id="124" w:name="ref-wikipedia_lp_space"/>
+    <w:bookmarkEnd w:id="125"/>
+    <w:bookmarkStart w:id="127" w:name="ref-wikipedia_lp_space"/>
     <w:p>
       <w:pPr>
         <w:pStyle w:val="Bibliography"/>
@@ -23839,7 +24196,7 @@
       <w:r>
         <w:t xml:space="preserve"> </w:t>
       </w:r>
-      <w:hyperlink r:id="rId123">
+      <w:hyperlink r:id="rId126">
         <w:r>
           <w:rPr>
             <w:rStyle w:val="Hyperlink"/>
@@ -23848,8 +24205,8 @@
         </w:r>
       </w:hyperlink>
     </w:p>
-    <w:bookmarkEnd w:id="124"/>
-    <w:bookmarkStart w:id="126" w:name="ref-wikipedia_uniform_norm"/>
+    <w:bookmarkEnd w:id="127"/>
+    <w:bookmarkStart w:id="129" w:name="ref-wikipedia_uniform_norm"/>
     <w:p>
       <w:pPr>
         <w:pStyle w:val="Bibliography"/>
@@ -23896,7 +24253,7 @@
       <w:r>
         <w:t xml:space="preserve"> </w:t>
       </w:r>
-      <w:hyperlink r:id="rId125">
+      <w:hyperlink r:id="rId128">
         <w:r>
           <w:rPr>
             <w:rStyle w:val="Hyperlink"/>
@@ -23905,8 +24262,8 @@
         </w:r>
       </w:hyperlink>
     </w:p>
-    <w:bookmarkEnd w:id="126"/>
-    <w:bookmarkStart w:id="128" w:name="ref-wikipedia_cosine_similarity"/>
+    <w:bookmarkEnd w:id="129"/>
+    <w:bookmarkStart w:id="131" w:name="ref-wikipedia_cosine_similarity"/>
     <w:p>
       <w:pPr>
         <w:pStyle w:val="Bibliography"/>
@@ -23953,7 +24310,7 @@
       <w:r>
         <w:t xml:space="preserve"> </w:t>
       </w:r>
-      <w:hyperlink r:id="rId127">
+      <w:hyperlink r:id="rId130">
         <w:r>
           <w:rPr>
             <w:rStyle w:val="Hyperlink"/>
@@ -23962,8 +24319,8 @@
         </w:r>
       </w:hyperlink>
     </w:p>
-    <w:bookmarkEnd w:id="128"/>
-    <w:bookmarkStart w:id="130" w:name="ref-wikipedia_orthonormal_basis"/>
+    <w:bookmarkEnd w:id="131"/>
+    <w:bookmarkStart w:id="133" w:name="ref-wikipedia_orthonormal_basis"/>
     <w:p>
       <w:pPr>
         <w:pStyle w:val="Bibliography"/>
@@ -24010,7 +24367,7 @@
       <w:r>
         <w:t xml:space="preserve"> </w:t>
       </w:r>
-      <w:hyperlink r:id="rId129">
+      <w:hyperlink r:id="rId132">
         <w:r>
           <w:rPr>
             <w:rStyle w:val="Hyperlink"/>
@@ -24019,8 +24376,8 @@
         </w:r>
       </w:hyperlink>
     </w:p>
-    <w:bookmarkEnd w:id="130"/>
-    <w:bookmarkStart w:id="132" w:name="ref-wikipedia_gram_schmidt_process"/>
+    <w:bookmarkEnd w:id="133"/>
+    <w:bookmarkStart w:id="135" w:name="ref-wikipedia_gram_schmidt_process"/>
     <w:p>
       <w:pPr>
         <w:pStyle w:val="Bibliography"/>
@@ -24067,7 +24424,7 @@
       <w:r>
         <w:t xml:space="preserve"> </w:t>
       </w:r>
-      <w:hyperlink r:id="rId131">
+      <w:hyperlink r:id="rId134">
         <w:r>
           <w:rPr>
             <w:rStyle w:val="Hyperlink"/>
@@ -24076,8 +24433,8 @@
         </w:r>
       </w:hyperlink>
     </w:p>
-    <w:bookmarkEnd w:id="132"/>
-    <w:bookmarkStart w:id="134" w:name="ref-wikipedia_outer_product"/>
+    <w:bookmarkEnd w:id="135"/>
+    <w:bookmarkStart w:id="137" w:name="ref-wikipedia_outer_product"/>
     <w:p>
       <w:pPr>
         <w:pStyle w:val="Bibliography"/>
@@ -24124,7 +24481,7 @@
       <w:r>
         <w:t xml:space="preserve"> </w:t>
       </w:r>
-      <w:hyperlink r:id="rId133">
+      <w:hyperlink r:id="rId136">
         <w:r>
           <w:rPr>
             <w:rStyle w:val="Hyperlink"/>
@@ -24133,9 +24490,9 @@
         </w:r>
       </w:hyperlink>
     </w:p>
-    <w:bookmarkEnd w:id="134"/>
-    <w:bookmarkEnd w:id="135"/>
-    <w:bookmarkEnd w:id="136"/>
+    <w:bookmarkEnd w:id="137"/>
+    <w:bookmarkEnd w:id="138"/>
+    <w:bookmarkEnd w:id="139"/>
     <w:sectPr>
       <w:footnotePr>
         <w:numRestart w:val="eachSect"/>
